--- a/보관본/러시아 인권변호사/Word/4부/4부_8화_암살_시도.docx
+++ b/보관본/러시아 인권변호사/Word/4부/4부_8화_암살_시도.docx
@@ -3297,7 +3297,7 @@
           <w:i w:val="0"/>
           <w:sz w:val="22"/>
         </w:rPr>
-        <w:t>Позволяю, мам. Бойтесь. Я тоже боюсь, если честно. Помните, я в школе учил Некрасова и читал вам вслух на кухне? «Одни я в мире подсмотрел святые, искренние слёзы — то слёзы бедных матерей». Простите меня за ваши.</w:t>
+        <w:t>Позволяю, мам. Бойся. Я тоже боюсь, если честно. Помнишь, я в школе учил Некрасова и читал тебе вслух на кухне? «Одни я в мире подсмотрел святые, искренние слёзы — то слёзы бедных матерей». Прости меня за твои.</w:t>
       </w:r>
     </w:p>
     <w:p>

--- a/보관본/러시아 인권변호사/Word/4부/4부_8화_암살_시도.docx
+++ b/보관본/러시아 인권변호사/Word/4부/4부_8화_암살_시도.docx
@@ -36,7 +36,7 @@
           <w:i w:val="0"/>
           <w:sz w:val="22"/>
         </w:rPr>
-        <w:t>알렉세이 “료샤” 오를로프 / 이리나 마르첸코 / 카탸 리시나 / 경호팀장 막심 이고레비치 볼딘 / 저격수(대사 없음) / 세르게이 크릴로프 장군(전화) / 수사관 올레그 마르첸코 / 이고리 자하르첸코(전화) / 키릴 안드레예비치 스미르노프(「Компас Аудит」, 전화) / 아나스타시야(나스탸) 드미트리예브나(「Компас Аудит」, 전화) / 이졸다 티모페예브나 소콜로바(「Компас Аудит」, 전화) / 베니아민 올레고비치 스트레시네프(「Компас Аудит」) / 안나 오를로바(전화)</w:t>
+        <w:t>알렉세이 “료샤” 오를로프 / 이리나 마르첸코 / 카탸 리시나 / 경호팀장 막심 이고레비치 볼딘 / 저격수(대사 없음) / 세르게이 크릴로프 장군(전화) / 수사관 콘스탄틴 마르첸코 / 이고리 자하르첸코(전화) / 키릴 안드레예비치 스미르노프(「Компас Аудит」, 전화) / 아나스타시야(나스탸) 드미트리예브나(「Компас Аудит」, 전화) / 이졸다 티모페예브나 소콜로바(「Компас Аудит」, 전화) / 베니아민 올레고비치 스트레시네프(「Компас Аудит」) / 안나 오를로바(전화)</w:t>
       </w:r>
     </w:p>
     <w:p>
